--- a/doc/Los_Nadies.docx
+++ b/doc/Los_Nadies.docx
@@ -164,8 +164,11 @@
     <w:p>
       <w:pPr>
         <w:pStyle w:val="KEV"/>
-        <w:jc w:val="left"/>
-      </w:pPr>
+      </w:pPr>
+      <w:r>
+        <w:lastRenderedPageBreak/>
+        <w:t>Taller</w:t>
+      </w:r>
     </w:p>
     <w:p>
       <w:pPr>
